--- a/jarvis_documents/demo_report.docx
+++ b/jarvis_documents/demo_report.docx
@@ -18,7 +18,7 @@
     <w:p>
       <w:r>
         <w:br/>
-        <w:t>Created by Jarvis AI on 2026-05-18 13:04</w:t>
+        <w:t>Created by Jarvis AI on 2026-05-25 07:30</w:t>
       </w:r>
     </w:p>
     <w:sectPr>
